--- a/testakten/arbeitsrecht-kuendigungsdrama-koerber-werk/13a_entgelttransparenz_auskunftsersuchen_2024-03-04.docx
+++ b/testakten/arbeitsrecht-kuendigungsdrama-koerber-werk/13a_entgelttransparenz_auskunftsersuchen_2024-03-04.docx
@@ -470,7 +470,7 @@
         <w:color w:val="5C6569"/>
         <w:sz w:val="14"/>
       </w:rPr>
-      <w:t>annika.koerber@example.org · Personalnummer ST-4481</w:t>
+      <w:t>annika.koerber@privatpost.de · Personalnummer ST-4481</w:t>
     </w:r>
   </w:p>
   <w:p>
